--- a/Teknik-Tenaga-Listrik/Modul-Word/Modul-12-Aliran-Daya-Peralatan-dan-Pengembangan-Sistem-Distribusi.docx
+++ b/Teknik-Tenaga-Listrik/Modul-Word/Modul-12-Aliran-Daya-Peralatan-dan-Pengembangan-Sistem-Distribusi.docx
@@ -4321,7 +4321,7 @@
       <w:r>
         <w:drawing>
           <wp:inline xmlns:a="http://schemas.openxmlformats.org/drawingml/2006/main" xmlns:pic="http://schemas.openxmlformats.org/drawingml/2006/picture">
-            <wp:extent cx="5400000" cy="1963904"/>
+            <wp:extent cx="5400000" cy="2078735"/>
             <wp:docPr id="1858245149" name="Picture 1858245149"/>
             <wp:cNvGraphicFramePr>
               <a:graphicFrameLocks noChangeAspect="1"/>
@@ -4342,7 +4342,7 @@
                   <pic:spPr>
                     <a:xfrm>
                       <a:off x="0" y="0"/>
-                      <a:ext cx="5400000" cy="1963904"/>
+                      <a:ext cx="5400000" cy="2078735"/>
                     </a:xfrm>
                     <a:prstGeom prst="rect"/>
                   </pic:spPr>
@@ -6035,7 +6035,7 @@
       <w:r>
         <w:drawing>
           <wp:inline xmlns:a="http://schemas.openxmlformats.org/drawingml/2006/main" xmlns:pic="http://schemas.openxmlformats.org/drawingml/2006/picture">
-            <wp:extent cx="5400000" cy="1849073"/>
+            <wp:extent cx="5400000" cy="2078735"/>
             <wp:docPr id="1858245150" name="Picture 1858245150"/>
             <wp:cNvGraphicFramePr>
               <a:graphicFrameLocks noChangeAspect="1"/>
@@ -6056,7 +6056,7 @@
                   <pic:spPr>
                     <a:xfrm>
                       <a:off x="0" y="0"/>
-                      <a:ext cx="5400000" cy="1849073"/>
+                      <a:ext cx="5400000" cy="2078735"/>
                     </a:xfrm>
                     <a:prstGeom prst="rect"/>
                   </pic:spPr>
@@ -7709,7 +7709,7 @@
       <w:r>
         <w:drawing>
           <wp:inline xmlns:a="http://schemas.openxmlformats.org/drawingml/2006/main" xmlns:pic="http://schemas.openxmlformats.org/drawingml/2006/picture">
-            <wp:extent cx="5400000" cy="1963904"/>
+            <wp:extent cx="5400000" cy="2078735"/>
             <wp:docPr id="1858245151" name="Picture 1858245151"/>
             <wp:cNvGraphicFramePr>
               <a:graphicFrameLocks noChangeAspect="1"/>
@@ -7730,7 +7730,7 @@
                   <pic:spPr>
                     <a:xfrm>
                       <a:off x="0" y="0"/>
-                      <a:ext cx="5400000" cy="1963904"/>
+                      <a:ext cx="5400000" cy="2078735"/>
                     </a:xfrm>
                     <a:prstGeom prst="rect"/>
                   </pic:spPr>
@@ -10399,7 +10399,7 @@
       <w:r>
         <w:drawing>
           <wp:inline xmlns:a="http://schemas.openxmlformats.org/drawingml/2006/main" xmlns:pic="http://schemas.openxmlformats.org/drawingml/2006/picture">
-            <wp:extent cx="5400000" cy="1766630"/>
+            <wp:extent cx="5400000" cy="1881461"/>
             <wp:docPr id="1858245153" name="Picture 1858245153"/>
             <wp:cNvGraphicFramePr>
               <a:graphicFrameLocks noChangeAspect="1"/>
@@ -10420,7 +10420,7 @@
                   <pic:spPr>
                     <a:xfrm>
                       <a:off x="0" y="0"/>
-                      <a:ext cx="5400000" cy="1766630"/>
+                      <a:ext cx="5400000" cy="1881461"/>
                     </a:xfrm>
                     <a:prstGeom prst="rect"/>
                   </pic:spPr>

--- a/Teknik-Tenaga-Listrik/Modul-Word/Modul-12-Aliran-Daya-Peralatan-dan-Pengembangan-Sistem-Distribusi.docx
+++ b/Teknik-Tenaga-Listrik/Modul-Word/Modul-12-Aliran-Daya-Peralatan-dan-Pengembangan-Sistem-Distribusi.docx
@@ -2832,7 +2832,9 @@
           <w:color w:val="1F3864"/>
           <w:sz w:val="28"/>
         </w:rPr>
-        <w:t>ALIRAN DAYA PENYULANG RADIAL</w:t>
+        <w:t>ALIRAN DAYA</w:t>
+        <w:br/>
+        <w:t>PENYULANG RADIAL</w:t>
       </w:r>
     </w:p>
     <w:p>
@@ -4294,7 +4296,9 @@
           <w:color w:val="1F3864"/>
           <w:sz w:val="28"/>
         </w:rPr>
-        <w:t>ARUS HUBUNG SINGKAT PADA PENYULANG</w:t>
+        <w:t>ARUS HUBUNG SINGKAT</w:t>
+        <w:br/>
+        <w:t>PADA PENYULANG</w:t>
       </w:r>
     </w:p>
     <w:p>
@@ -4782,7 +4786,45 @@
           <w:i w:val="0"/>
           <w:sz w:val="22"/>
         </w:rPr>
-        <w:t xml:space="preserve"> — Daya hubung singkat S_sc adalah cara utilitas menyatakan 'kekuatan' sumber: makin besar S_sc makin kecil impedansi sumber dan makin besar arus gangguan (tetapi makin kaku tegangannya). Arus gangguan menentukan kapasitas pemutus (breaking capacity PMT, biasanya 12,5–25 kA pada 20 kV), setelan relai, dan I²t yang harus ditahan kabel. Pentanahan netral lewat resistor (12 Ω/1000 A untuk kabel tanah, 40 Ω/300 A untuk SUTM, 500 Ω/25 A di beberapa sistem) membatasi arus gangguan tanah yang merupakan 80 % dari semua gangguan.</w:t>
+        <w:t xml:space="preserve"> — Daya hubung singkat S</w:t>
+      </w:r>
+      <w:r>
+        <w:rPr>
+          <w:rFonts w:ascii="Arial" w:hAnsi="Arial" w:eastAsia="Arial" w:cs="Arial"/>
+          <w:b w:val="0"/>
+          <w:i w:val="0"/>
+          <w:sz w:val="22"/>
+          <w:vertAlign w:val="subscript"/>
+        </w:rPr>
+        <w:t>sc</w:t>
+      </w:r>
+      <w:r>
+        <w:rPr>
+          <w:rFonts w:ascii="Arial" w:hAnsi="Arial" w:eastAsia="Arial" w:cs="Arial"/>
+          <w:b w:val="0"/>
+          <w:i w:val="0"/>
+          <w:sz w:val="22"/>
+        </w:rPr>
+        <w:t xml:space="preserve"> adalah cara utilitas menyatakan 'kekuatan' sumber: makin besar S</w:t>
+      </w:r>
+      <w:r>
+        <w:rPr>
+          <w:rFonts w:ascii="Arial" w:hAnsi="Arial" w:eastAsia="Arial" w:cs="Arial"/>
+          <w:b w:val="0"/>
+          <w:i w:val="0"/>
+          <w:sz w:val="22"/>
+          <w:vertAlign w:val="subscript"/>
+        </w:rPr>
+        <w:t>sc</w:t>
+      </w:r>
+      <w:r>
+        <w:rPr>
+          <w:rFonts w:ascii="Arial" w:hAnsi="Arial" w:eastAsia="Arial" w:cs="Arial"/>
+          <w:b w:val="0"/>
+          <w:i w:val="0"/>
+          <w:sz w:val="22"/>
+        </w:rPr>
+        <w:t xml:space="preserve"> makin kecil impedansi sumber dan makin besar arus gangguan (tetapi makin kaku tegangannya). Arus gangguan menentukan kapasitas pemutus (breaking capacity PMT, biasanya 12,5–25 kA pada 20 kV), setelan relai, dan I²t yang harus ditahan kabel. Pentanahan netral lewat resistor (12 Ω/1000 A untuk kabel tanah, 40 Ω/300 A untuk SUTM, 500 Ω/25 A di beberapa sistem) membatasi arus gangguan tanah yang merupakan 80 % dari semua gangguan.</w:t>
       </w:r>
     </w:p>
     <w:p>
@@ -4901,7 +4943,7 @@
           <w:i w:val="0"/>
           <w:sz w:val="21"/>
         </w:rPr>
-        <w:t>: Resistor pentanahan netral (Ω), tampil sebagai 3R_n pada jaringan urutan nol</w:t>
+        <w:t>: Resistor pentanahan netral (Ω), tampil sebagai 3Rn pada jaringan urutan nol</w:t>
       </w:r>
     </w:p>
     <w:p>
@@ -5000,7 +5042,26 @@
           <w:i w:val="0"/>
           <w:sz w:val="22"/>
         </w:rPr>
-        <w:t>Motor besar dan pembangkit tersebar menyumbang arus gangguan beberapa siklus pertama; PLTS inverter hanya ± 1,1–1,5 × I_n sehingga sulit dideteksi relai arus lebih.</w:t>
+        <w:t>Motor besar dan pembangkit tersebar menyumbang arus gangguan beberapa siklus pertama; PLTS inverter hanya ± 1,1–1,5 × I</w:t>
+      </w:r>
+      <w:r>
+        <w:rPr>
+          <w:rFonts w:ascii="Arial" w:hAnsi="Arial" w:eastAsia="Arial" w:cs="Arial"/>
+          <w:b w:val="0"/>
+          <w:i w:val="0"/>
+          <w:sz w:val="22"/>
+          <w:vertAlign w:val="subscript"/>
+        </w:rPr>
+        <w:t>n</w:t>
+      </w:r>
+      <w:r>
+        <w:rPr>
+          <w:rFonts w:ascii="Arial" w:hAnsi="Arial" w:eastAsia="Arial" w:cs="Arial"/>
+          <w:b w:val="0"/>
+          <w:i w:val="0"/>
+          <w:sz w:val="22"/>
+        </w:rPr>
+        <w:t xml:space="preserve"> sehingga sulit dideteksi relai arus lebih.</w:t>
       </w:r>
     </w:p>
     <w:p>
@@ -5108,7 +5169,45 @@
           <w:i w:val="0"/>
           <w:sz w:val="22"/>
         </w:rPr>
-        <w:t>Dari arus gangguan yang terukur di GI dan impedansi per km, jarak gangguan ditaksir x ≈ (V_f/I − Z_s)/z: dasar fault locator pada relai modern.</w:t>
+        <w:t>Dari arus gangguan yang terukur di GI dan impedansi per km, jarak gangguan ditaksir x ≈ (V</w:t>
+      </w:r>
+      <w:r>
+        <w:rPr>
+          <w:rFonts w:ascii="Arial" w:hAnsi="Arial" w:eastAsia="Arial" w:cs="Arial"/>
+          <w:b w:val="0"/>
+          <w:i w:val="0"/>
+          <w:sz w:val="22"/>
+          <w:vertAlign w:val="subscript"/>
+        </w:rPr>
+        <w:t>f</w:t>
+      </w:r>
+      <w:r>
+        <w:rPr>
+          <w:rFonts w:ascii="Arial" w:hAnsi="Arial" w:eastAsia="Arial" w:cs="Arial"/>
+          <w:b w:val="0"/>
+          <w:i w:val="0"/>
+          <w:sz w:val="22"/>
+        </w:rPr>
+        <w:t>/I − Z</w:t>
+      </w:r>
+      <w:r>
+        <w:rPr>
+          <w:rFonts w:ascii="Arial" w:hAnsi="Arial" w:eastAsia="Arial" w:cs="Arial"/>
+          <w:b w:val="0"/>
+          <w:i w:val="0"/>
+          <w:sz w:val="22"/>
+          <w:vertAlign w:val="subscript"/>
+        </w:rPr>
+        <w:t>s</w:t>
+      </w:r>
+      <w:r>
+        <w:rPr>
+          <w:rFonts w:ascii="Arial" w:hAnsi="Arial" w:eastAsia="Arial" w:cs="Arial"/>
+          <w:b w:val="0"/>
+          <w:i w:val="0"/>
+          <w:sz w:val="22"/>
+        </w:rPr>
+        <w:t>)/z: dasar fault locator pada relai modern.</w:t>
       </w:r>
     </w:p>
     <w:p>
@@ -5124,7 +5223,7 @@
           <w:i w:val="0"/>
           <w:sz w:val="20"/>
         </w:rPr>
-        <w:t>Tabel 2. Titik gangguan (S_sc 240 MVA, 0,4 + j0,35 Ω/km): R (Ω), X (Ω), |Z| (Ω), I_3φ (A), I_1φ–tanah, NGR 40 Ω (A).</w:t>
+        <w:t>Tabel 2. Titik gangguan (Ssc 240 MVA, 0,4 + j0,35 Ω/km): R (Ω), X (Ω), |Z| (Ω), I3φ (A), I1φ–tanah, NGR 40 Ω (A).</w:t>
       </w:r>
     </w:p>
     <w:tbl>
@@ -5159,7 +5258,26 @@
                 <w:i w:val="0"/>
                 <w:sz w:val="18"/>
               </w:rPr>
-              <w:t>Titik gangguan (S_sc 240 MVA, 0,4 + j0,35 Ω/km)</w:t>
+              <w:t>Titik gangguan (S</w:t>
+            </w:r>
+            <w:r>
+              <w:rPr>
+                <w:rFonts w:ascii="Arial" w:hAnsi="Arial" w:eastAsia="Arial" w:cs="Arial"/>
+                <w:b/>
+                <w:i w:val="0"/>
+                <w:sz w:val="18"/>
+                <w:vertAlign w:val="subscript"/>
+              </w:rPr>
+              <w:t>sc</w:t>
+            </w:r>
+            <w:r>
+              <w:rPr>
+                <w:rFonts w:ascii="Arial" w:hAnsi="Arial" w:eastAsia="Arial" w:cs="Arial"/>
+                <w:b/>
+                <w:i w:val="0"/>
+                <w:sz w:val="18"/>
+              </w:rPr>
+              <w:t xml:space="preserve"> 240 MVA, 0,4 + j0,35 Ω/km)</w:t>
             </w:r>
           </w:p>
         </w:tc>
@@ -5239,7 +5357,26 @@
                 <w:i w:val="0"/>
                 <w:sz w:val="18"/>
               </w:rPr>
-              <w:t>I_3φ (A)</w:t>
+              <w:t>I</w:t>
+            </w:r>
+            <w:r>
+              <w:rPr>
+                <w:rFonts w:ascii="Arial" w:hAnsi="Arial" w:eastAsia="Arial" w:cs="Arial"/>
+                <w:b/>
+                <w:i w:val="0"/>
+                <w:sz w:val="18"/>
+                <w:vertAlign w:val="subscript"/>
+              </w:rPr>
+              <w:t>3φ</w:t>
+            </w:r>
+            <w:r>
+              <w:rPr>
+                <w:rFonts w:ascii="Arial" w:hAnsi="Arial" w:eastAsia="Arial" w:cs="Arial"/>
+                <w:b/>
+                <w:i w:val="0"/>
+                <w:sz w:val="18"/>
+              </w:rPr>
+              <w:t xml:space="preserve"> (A)</w:t>
             </w:r>
           </w:p>
         </w:tc>
@@ -5259,7 +5396,26 @@
                 <w:i w:val="0"/>
                 <w:sz w:val="18"/>
               </w:rPr>
-              <w:t>I_1φ–tanah, NGR 40 Ω (A)</w:t>
+              <w:t>I</w:t>
+            </w:r>
+            <w:r>
+              <w:rPr>
+                <w:rFonts w:ascii="Arial" w:hAnsi="Arial" w:eastAsia="Arial" w:cs="Arial"/>
+                <w:b/>
+                <w:i w:val="0"/>
+                <w:sz w:val="18"/>
+                <w:vertAlign w:val="subscript"/>
+              </w:rPr>
+              <w:t>1φ</w:t>
+            </w:r>
+            <w:r>
+              <w:rPr>
+                <w:rFonts w:ascii="Arial" w:hAnsi="Arial" w:eastAsia="Arial" w:cs="Arial"/>
+                <w:b/>
+                <w:i w:val="0"/>
+                <w:sz w:val="18"/>
+              </w:rPr>
+              <w:t>–tanah, NGR 40 Ω (A)</w:t>
             </w:r>
           </w:p>
         </w:tc>
@@ -5992,7 +6148,26 @@
           <w:i w:val="0"/>
           <w:sz w:val="21"/>
         </w:rPr>
-        <w:t xml:space="preserve"> arus tiga fasa turun tiga kali lipat dari GI ke 15 km, sedangkan arus tanah hanya turun ± 10 % karena 3R_n = 120 Ω mendominasi. Relai fasa dengan pickup 600 A tidak melihat gangguan tanah mana pun; itulah mengapa setiap penyulang mempunyai relai tanah (GFR) berpickup 20–40 % dari relai fasa. Soal C1, C2, C10, dan C11 memakai Persamaan (2).</w:t>
+        <w:t xml:space="preserve"> arus tiga fasa turun tiga kali lipat dari GI ke 15 km, sedangkan arus tanah hanya turun ± 10 % karena 3R</w:t>
+      </w:r>
+      <w:r>
+        <w:rPr>
+          <w:rFonts w:ascii="Arial" w:hAnsi="Arial" w:eastAsia="Arial" w:cs="Arial"/>
+          <w:b w:val="0"/>
+          <w:i w:val="0"/>
+          <w:sz w:val="21"/>
+          <w:vertAlign w:val="subscript"/>
+        </w:rPr>
+        <w:t>n</w:t>
+      </w:r>
+      <w:r>
+        <w:rPr>
+          <w:rFonts w:ascii="Arial" w:hAnsi="Arial" w:eastAsia="Arial" w:cs="Arial"/>
+          <w:b w:val="0"/>
+          <w:i w:val="0"/>
+          <w:sz w:val="21"/>
+        </w:rPr>
+        <w:t xml:space="preserve"> = 120 Ω mendominasi. Relai fasa dengan pickup 600 A tidak melihat gangguan tanah mana pun; itulah mengapa setiap penyulang mempunyai relai tanah (GFR) berpickup 20–40 % dari relai fasa. Soal C1, C2, C10, dan C11 memakai Persamaan (2).</w:t>
       </w:r>
     </w:p>
     <w:p>
@@ -6008,7 +6183,9 @@
           <w:color w:val="1F3864"/>
           <w:sz w:val="28"/>
         </w:rPr>
-        <w:t>PERALATAN PROTEKSI DAN PEMISAH PENYULANG</w:t>
+        <w:t>PERALATAN PROTEKSI</w:t>
+        <w:br/>
+        <w:t>DAN PEMISAH PENYULANG</w:t>
       </w:r>
     </w:p>
     <w:p>
@@ -6453,7 +6630,26 @@
           <w:i w:val="0"/>
           <w:sz w:val="22"/>
         </w:rPr>
-        <w:t>/(√3×20 000) = 18,19 A → fuse cut-out ≈ 2,5 × 18,19 = 45,5 A → link 50 A (tipe K). Inrush 10 × I_n selama 0,1 s: I</w:t>
+        <w:t>/(√3×20 000) = 18,19 A → fuse cut-out ≈ 2,5 × 18,19 = 45,5 A → link 50 A (tipe K). Inrush 10 × I</w:t>
+      </w:r>
+      <w:r>
+        <w:rPr>
+          <w:rFonts w:ascii="Arial" w:hAnsi="Arial" w:eastAsia="Arial" w:cs="Arial"/>
+          <w:b w:val="0"/>
+          <w:i w:val="0"/>
+          <w:sz w:val="22"/>
+          <w:vertAlign w:val="subscript"/>
+        </w:rPr>
+        <w:t>n</w:t>
+      </w:r>
+      <w:r>
+        <w:rPr>
+          <w:rFonts w:ascii="Arial" w:hAnsi="Arial" w:eastAsia="Arial" w:cs="Arial"/>
+          <w:b w:val="0"/>
+          <w:i w:val="0"/>
+          <w:sz w:val="22"/>
+        </w:rPr>
+        <w:t xml:space="preserve"> selama 0,1 s: I</w:t>
       </w:r>
       <w:r>
         <w:rPr>
@@ -6553,7 +6749,26 @@
           <w:i w:val="0"/>
           <w:sz w:val="22"/>
         </w:rPr>
-        <w:t xml:space="preserve"> — Fuse adalah pengaman termurah dan tercepat pada arus besar, tetapi sekali pakai dan tidak dapat membedakan gangguan temporer; karena itu ia ditempatkan di cabang dan trafo, sedangkan penyulang utama dijaga recloser dan relai yang dapat menutup kembali. Fuse tipe K (cepat) dan T (lambat) mempunyai kurva waktu–arus baku (ANSI C37.42); pemilihan link harus tahan inrush trafo dan arus beban dingin (cold load pickup 2–3 × I_n selama beberapa detik setelah pemadaman).</w:t>
+        <w:t xml:space="preserve"> — Fuse adalah pengaman termurah dan tercepat pada arus besar, tetapi sekali pakai dan tidak dapat membedakan gangguan temporer; karena itu ia ditempatkan di cabang dan trafo, sedangkan penyulang utama dijaga recloser dan relai yang dapat menutup kembali. Fuse tipe K (cepat) dan T (lambat) mempunyai kurva waktu–arus baku (ANSI C37.42); pemilihan link harus tahan inrush trafo dan arus beban dingin (cold load pickup 2–3 × I</w:t>
+      </w:r>
+      <w:r>
+        <w:rPr>
+          <w:rFonts w:ascii="Arial" w:hAnsi="Arial" w:eastAsia="Arial" w:cs="Arial"/>
+          <w:b w:val="0"/>
+          <w:i w:val="0"/>
+          <w:sz w:val="22"/>
+          <w:vertAlign w:val="subscript"/>
+        </w:rPr>
+        <w:t>n</w:t>
+      </w:r>
+      <w:r>
+        <w:rPr>
+          <w:rFonts w:ascii="Arial" w:hAnsi="Arial" w:eastAsia="Arial" w:cs="Arial"/>
+          <w:b w:val="0"/>
+          <w:i w:val="0"/>
+          <w:sz w:val="22"/>
+        </w:rPr>
+        <w:t xml:space="preserve"> selama beberapa detik setelah pemadaman).</w:t>
       </w:r>
     </w:p>
     <w:p>
@@ -6691,7 +6906,7 @@
           <w:i w:val="0"/>
           <w:sz w:val="21"/>
         </w:rPr>
-        <w:t>: Faktor dan lama inrush (8–12 × I_n, 0,1 s)</w:t>
+        <w:t>: Faktor dan lama inrush (8–12 × In, 0,1 s)</w:t>
       </w:r>
     </w:p>
     <w:p>
@@ -7682,7 +7897,9 @@
           <w:color w:val="1F3864"/>
           <w:sz w:val="28"/>
         </w:rPr>
-        <w:t>KOORDINASI PROTEKSI: KURVA WAKTU–ARUS DAN SELANG</w:t>
+        <w:t>KOORDINASI PROTEKSI:</w:t>
+        <w:br/>
+        <w:t>KURVA WAKTU–ARUS DAN SELANG</w:t>
       </w:r>
     </w:p>
     <w:p>
@@ -7753,7 +7970,26 @@
           <w:i w:val="0"/>
           <w:sz w:val="20"/>
         </w:rPr>
-        <w:t>Gambar 4 — Koordinasi kurva waktu–arus fuse, relai hilir, dan relai gardu induk. Pada kurva log–log, setiap alat harus berada di atas alat di hilirnya untuk seluruh rentang arus gangguan zonanya; pada I_f = 2.000 A, fuse lebur 75 ms, relai hilir 0,362 s, dan relai GI 0,762 s.</w:t>
+        <w:t>Gambar 4 — Koordinasi kurva waktu–arus fuse, relai hilir, dan relai gardu induk. Pada kurva log–log, setiap alat harus berada di atas alat di hilirnya untuk seluruh rentang arus gangguan zonanya; pada I</w:t>
+      </w:r>
+      <w:r>
+        <w:rPr>
+          <w:rFonts w:ascii="Arial" w:hAnsi="Arial" w:eastAsia="Arial" w:cs="Arial"/>
+          <w:b/>
+          <w:i w:val="0"/>
+          <w:sz w:val="20"/>
+          <w:vertAlign w:val="subscript"/>
+        </w:rPr>
+        <w:t>f</w:t>
+      </w:r>
+      <w:r>
+        <w:rPr>
+          <w:rFonts w:ascii="Arial" w:hAnsi="Arial" w:eastAsia="Arial" w:cs="Arial"/>
+          <w:b/>
+          <w:i w:val="0"/>
+          <w:sz w:val="20"/>
+        </w:rPr>
+        <w:t xml:space="preserve"> = 2.000 A, fuse lebur 75 ms, relai hilir 0,362 s, dan relai GI 0,762 s.</w:t>
       </w:r>
     </w:p>
     <w:p>
@@ -7918,7 +8154,26 @@
           <w:i w:val="0"/>
           <w:sz w:val="22"/>
         </w:rPr>
-        <w:t>Relai dengan TMS 0,15 melihat arus 4 × I_s: t = 0,15×0,14/(4</w:t>
+        <w:t>Relai dengan TMS 0,15 melihat arus 4 × I</w:t>
+      </w:r>
+      <w:r>
+        <w:rPr>
+          <w:rFonts w:ascii="Arial" w:hAnsi="Arial" w:eastAsia="Arial" w:cs="Arial"/>
+          <w:b w:val="0"/>
+          <w:i w:val="0"/>
+          <w:sz w:val="22"/>
+          <w:vertAlign w:val="subscript"/>
+        </w:rPr>
+        <w:t>s</w:t>
+      </w:r>
+      <w:r>
+        <w:rPr>
+          <w:rFonts w:ascii="Arial" w:hAnsi="Arial" w:eastAsia="Arial" w:cs="Arial"/>
+          <w:b w:val="0"/>
+          <w:i w:val="0"/>
+          <w:sz w:val="22"/>
+        </w:rPr>
+        <w:t>: t = 0,15×0,14/(4</w:t>
       </w:r>
       <w:r>
         <w:rPr>
@@ -7937,7 +8192,45 @@
           <w:i w:val="0"/>
           <w:sz w:val="22"/>
         </w:rPr>
-        <w:t xml:space="preserve"> − 1) = 0,747 s. Koordinasi: relai hilir I_s 300 A TMS 0,1 pada gangguan 2.000 A bekerja t = 0,362 s; relai GI (I_s 500 A) harus bekerja pada 0,362 + 0,4 = 0,762 s → TMS = 0,762×((2.000/500)</w:t>
+        <w:t xml:space="preserve"> − 1) = 0,747 s. Koordinasi: relai hilir I</w:t>
+      </w:r>
+      <w:r>
+        <w:rPr>
+          <w:rFonts w:ascii="Arial" w:hAnsi="Arial" w:eastAsia="Arial" w:cs="Arial"/>
+          <w:b w:val="0"/>
+          <w:i w:val="0"/>
+          <w:sz w:val="22"/>
+          <w:vertAlign w:val="subscript"/>
+        </w:rPr>
+        <w:t>s</w:t>
+      </w:r>
+      <w:r>
+        <w:rPr>
+          <w:rFonts w:ascii="Arial" w:hAnsi="Arial" w:eastAsia="Arial" w:cs="Arial"/>
+          <w:b w:val="0"/>
+          <w:i w:val="0"/>
+          <w:sz w:val="22"/>
+        </w:rPr>
+        <w:t xml:space="preserve"> 300 A TMS 0,1 pada gangguan 2.000 A bekerja t = 0,362 s; relai GI (I</w:t>
+      </w:r>
+      <w:r>
+        <w:rPr>
+          <w:rFonts w:ascii="Arial" w:hAnsi="Arial" w:eastAsia="Arial" w:cs="Arial"/>
+          <w:b w:val="0"/>
+          <w:i w:val="0"/>
+          <w:sz w:val="22"/>
+          <w:vertAlign w:val="subscript"/>
+        </w:rPr>
+        <w:t>s</w:t>
+      </w:r>
+      <w:r>
+        <w:rPr>
+          <w:rFonts w:ascii="Arial" w:hAnsi="Arial" w:eastAsia="Arial" w:cs="Arial"/>
+          <w:b w:val="0"/>
+          <w:i w:val="0"/>
+          <w:sz w:val="22"/>
+        </w:rPr>
+        <w:t xml:space="preserve"> 500 A) harus bekerja pada 0,362 + 0,4 = 0,762 s → TMS = 0,762×((2.000/500)</w:t>
       </w:r>
       <w:r>
         <w:rPr>
@@ -8122,7 +8415,83 @@
           <w:i w:val="0"/>
           <w:sz w:val="22"/>
         </w:rPr>
-        <w:t>Standard inverse (0,14/…^0,02), very inverse (13,5/…^1), extremely inverse (80/…^2): makin curam makin mirip fuse, dipakai untuk koordinasi dengan fuse.</w:t>
+        <w:t>Standard inverse t = TMS·0,14/((I/I</w:t>
+      </w:r>
+      <w:r>
+        <w:rPr>
+          <w:rFonts w:ascii="Arial" w:hAnsi="Arial" w:eastAsia="Arial" w:cs="Arial"/>
+          <w:b w:val="0"/>
+          <w:i w:val="0"/>
+          <w:sz w:val="22"/>
+          <w:vertAlign w:val="subscript"/>
+        </w:rPr>
+        <w:t>s</w:t>
+      </w:r>
+      <w:r>
+        <w:rPr>
+          <w:rFonts w:ascii="Arial" w:hAnsi="Arial" w:eastAsia="Arial" w:cs="Arial"/>
+          <w:b w:val="0"/>
+          <w:i w:val="0"/>
+          <w:sz w:val="22"/>
+        </w:rPr>
+        <w:t>)</w:t>
+      </w:r>
+      <w:r>
+        <w:rPr>
+          <w:rFonts w:ascii="Arial" w:hAnsi="Arial" w:eastAsia="Arial" w:cs="Arial"/>
+          <w:b w:val="0"/>
+          <w:i w:val="0"/>
+          <w:sz w:val="22"/>
+          <w:vertAlign w:val="superscript"/>
+        </w:rPr>
+        <w:t>0,02</w:t>
+      </w:r>
+      <w:r>
+        <w:rPr>
+          <w:rFonts w:ascii="Arial" w:hAnsi="Arial" w:eastAsia="Arial" w:cs="Arial"/>
+          <w:b w:val="0"/>
+          <w:i w:val="0"/>
+          <w:sz w:val="22"/>
+        </w:rPr>
+        <w:t xml:space="preserve"> − 1), very inverse TMS·13,5/((I/I</w:t>
+      </w:r>
+      <w:r>
+        <w:rPr>
+          <w:rFonts w:ascii="Arial" w:hAnsi="Arial" w:eastAsia="Arial" w:cs="Arial"/>
+          <w:b w:val="0"/>
+          <w:i w:val="0"/>
+          <w:sz w:val="22"/>
+          <w:vertAlign w:val="subscript"/>
+        </w:rPr>
+        <w:t>s</w:t>
+      </w:r>
+      <w:r>
+        <w:rPr>
+          <w:rFonts w:ascii="Arial" w:hAnsi="Arial" w:eastAsia="Arial" w:cs="Arial"/>
+          <w:b w:val="0"/>
+          <w:i w:val="0"/>
+          <w:sz w:val="22"/>
+        </w:rPr>
+        <w:t>) − 1), extremely inverse TMS·80/((I/I</w:t>
+      </w:r>
+      <w:r>
+        <w:rPr>
+          <w:rFonts w:ascii="Arial" w:hAnsi="Arial" w:eastAsia="Arial" w:cs="Arial"/>
+          <w:b w:val="0"/>
+          <w:i w:val="0"/>
+          <w:sz w:val="22"/>
+          <w:vertAlign w:val="subscript"/>
+        </w:rPr>
+        <w:t>s</w:t>
+      </w:r>
+      <w:r>
+        <w:rPr>
+          <w:rFonts w:ascii="Arial" w:hAnsi="Arial" w:eastAsia="Arial" w:cs="Arial"/>
+          <w:b w:val="0"/>
+          <w:i w:val="0"/>
+          <w:sz w:val="22"/>
+        </w:rPr>
+        <w:t>)² − 1): makin curam makin mirip fuse, dipakai untuk koordinasi dengan fuse.</w:t>
       </w:r>
     </w:p>
     <w:p>
@@ -8287,7 +8656,26 @@
           <w:i w:val="0"/>
           <w:sz w:val="22"/>
         </w:rPr>
-        <w:t>GFR disetel 10–40 % I_n penyulang (mis. 60–120 A) dan dikoordinasikan sendiri dengan recloser tanah; tidak boleh terganggu ketidakseimbangan beban normal.</w:t>
+        <w:t>GFR disetel 10–40 % I</w:t>
+      </w:r>
+      <w:r>
+        <w:rPr>
+          <w:rFonts w:ascii="Arial" w:hAnsi="Arial" w:eastAsia="Arial" w:cs="Arial"/>
+          <w:b w:val="0"/>
+          <w:i w:val="0"/>
+          <w:sz w:val="22"/>
+          <w:vertAlign w:val="subscript"/>
+        </w:rPr>
+        <w:t>n</w:t>
+      </w:r>
+      <w:r>
+        <w:rPr>
+          <w:rFonts w:ascii="Arial" w:hAnsi="Arial" w:eastAsia="Arial" w:cs="Arial"/>
+          <w:b w:val="0"/>
+          <w:i w:val="0"/>
+          <w:sz w:val="22"/>
+        </w:rPr>
+        <w:t xml:space="preserve"> penyulang (mis. 60–120 A) dan dikoordinasikan sendiri dengan recloser tanah; tidak boleh terganggu ketidakseimbangan beban normal.</w:t>
       </w:r>
     </w:p>
     <w:p>
@@ -9071,7 +9459,9 @@
           <w:color w:val="1F3864"/>
           <w:sz w:val="28"/>
         </w:rPr>
-        <w:t>PERAMALAN BEBAN DAN TAHUN JENUH</w:t>
+        <w:t>PERAMALAN BEBAN</w:t>
+        <w:br/>
+        <w:t>DAN TAHUN JENUH</w:t>
       </w:r>
     </w:p>
     <w:p>
@@ -9711,7 +10101,7 @@
           <w:i w:val="0"/>
           <w:sz w:val="20"/>
         </w:rPr>
-        <w:t>Tabel 5. Laju pertumbuhan g: Beban th 5 (dari 5 MVA), Beban th 10, Beban th 20, T_ganda (tahun), Tahun jenuh 8 MVA @ 80 %.</w:t>
+        <w:t>Tabel 5. Laju pertumbuhan g: Beban th 5 (dari 5 MVA), Beban th 10, Beban th 20, Tganda (tahun), Tahun jenuh 8 MVA @ 80 %.</w:t>
       </w:r>
     </w:p>
     <w:tbl>
@@ -9826,7 +10216,26 @@
                 <w:i w:val="0"/>
                 <w:sz w:val="18"/>
               </w:rPr>
-              <w:t>T_ganda (tahun)</w:t>
+              <w:t>T</w:t>
+            </w:r>
+            <w:r>
+              <w:rPr>
+                <w:rFonts w:ascii="Arial" w:hAnsi="Arial" w:eastAsia="Arial" w:cs="Arial"/>
+                <w:b/>
+                <w:i w:val="0"/>
+                <w:sz w:val="18"/>
+                <w:vertAlign w:val="subscript"/>
+              </w:rPr>
+              <w:t>ganda</w:t>
+            </w:r>
+            <w:r>
+              <w:rPr>
+                <w:rFonts w:ascii="Arial" w:hAnsi="Arial" w:eastAsia="Arial" w:cs="Arial"/>
+                <w:b/>
+                <w:i w:val="0"/>
+                <w:sz w:val="18"/>
+              </w:rPr>
+              <w:t xml:space="preserve"> (tahun)</w:t>
             </w:r>
           </w:p>
         </w:tc>
@@ -10372,7 +10781,9 @@
           <w:color w:val="1F3864"/>
           <w:sz w:val="28"/>
         </w:rPr>
-        <w:t>PENGEMBANGAN JARINGAN: PILIHAN DAN EKONOMINYA</w:t>
+        <w:t>PENGEMBANGAN JARINGAN:</w:t>
+        <w:br/>
+        <w:t>PILIHAN DAN EKONOMINYA</w:t>
       </w:r>
     </w:p>
     <w:p>
@@ -11568,7 +11979,9 @@
           <w:color w:val="1F3864"/>
           <w:sz w:val="28"/>
         </w:rPr>
-        <w:t>ANIMASI INTERAKTIF OPERASI DAN PERENCANAAN DISTRIBUSI</w:t>
+        <w:t>ANIMASI INTERAKTIF</w:t>
+        <w:br/>
+        <w:t>OPERASI DAN PERENCANAAN DISTRIBUSI</w:t>
       </w:r>
     </w:p>
     <w:p>
@@ -11754,7 +12167,26 @@
           <w:i w:val="0"/>
           <w:sz w:val="21"/>
         </w:rPr>
-        <w:t>S_sc 100 vs 600 MVA</w:t>
+        <w:t>S</w:t>
+      </w:r>
+      <w:r>
+        <w:rPr>
+          <w:rFonts w:ascii="Arial" w:hAnsi="Arial" w:eastAsia="Arial" w:cs="Arial"/>
+          <w:b/>
+          <w:i w:val="0"/>
+          <w:sz w:val="21"/>
+          <w:vertAlign w:val="subscript"/>
+        </w:rPr>
+        <w:t>sc</w:t>
+      </w:r>
+      <w:r>
+        <w:rPr>
+          <w:rFonts w:ascii="Arial" w:hAnsi="Arial" w:eastAsia="Arial" w:cs="Arial"/>
+          <w:b/>
+          <w:i w:val="0"/>
+          <w:sz w:val="21"/>
+        </w:rPr>
+        <w:t xml:space="preserve"> 100 vs 600 MVA</w:t>
       </w:r>
       <w:r>
         <w:rPr>
@@ -11853,7 +12285,26 @@
           <w:i w:val="0"/>
           <w:sz w:val="21"/>
         </w:rPr>
-        <w:t xml:space="preserve"> sampai selang &lt; 0,3 s: koordinasi gagal, relai GI bisa mendahului. (2) Geser arus uji ke 800 A (gangguan jauh): selang berubah karena kurva melengkung. (3) I_s B di bawah 200 A: relai hilir tidak lagi 'di atas' fuse pada arus kecil. Soal C4 dan C12.</w:t>
+        <w:t xml:space="preserve"> sampai selang &lt; 0,3 s: koordinasi gagal, relai GI bisa mendahului. (2) Geser arus uji ke 800 A (gangguan jauh): selang berubah karena kurva melengkung. (3) I</w:t>
+      </w:r>
+      <w:r>
+        <w:rPr>
+          <w:rFonts w:ascii="Arial" w:hAnsi="Arial" w:eastAsia="Arial" w:cs="Arial"/>
+          <w:b w:val="0"/>
+          <w:i w:val="0"/>
+          <w:sz w:val="21"/>
+          <w:vertAlign w:val="subscript"/>
+        </w:rPr>
+        <w:t>s</w:t>
+      </w:r>
+      <w:r>
+        <w:rPr>
+          <w:rFonts w:ascii="Arial" w:hAnsi="Arial" w:eastAsia="Arial" w:cs="Arial"/>
+          <w:b w:val="0"/>
+          <w:i w:val="0"/>
+          <w:sz w:val="21"/>
+        </w:rPr>
+        <w:t xml:space="preserve"> B di bawah 200 A: relai hilir tidak lagi 'di atas' fuse pada arus kecil. Soal C4 dan C12.</w:t>
       </w:r>
     </w:p>
     <w:p>
@@ -11972,7 +12423,26 @@
           <w:i w:val="0"/>
           <w:sz w:val="21"/>
         </w:rPr>
-        <w:t xml:space="preserve"> pada Animasi 1 atur 4 bus × 0,8 MW pf 0,85 ruas 2 km dan cocokkan dengan Gambar 1. Pada Animasi 2 atur S_sc 240 MVA, 8 km, NGR 40 Ω dan cocokkan arus ujung dengan Bagian 02. Pada Animasi 3 atur B (300 A, TMS 0,1), A (500 A), arus uji 2000 A, lalu cari TMS A minimum yang memberi selang 0,4 s dan bandingkan dengan Bagian 04.</w:t>
+        <w:t xml:space="preserve"> pada Animasi 1 atur 4 bus × 0,8 MW pf 0,85 ruas 2 km dan cocokkan dengan Gambar 1. Pada Animasi 2 atur S</w:t>
+      </w:r>
+      <w:r>
+        <w:rPr>
+          <w:rFonts w:ascii="Arial" w:hAnsi="Arial" w:eastAsia="Arial" w:cs="Arial"/>
+          <w:b w:val="0"/>
+          <w:i w:val="0"/>
+          <w:sz w:val="21"/>
+          <w:vertAlign w:val="subscript"/>
+        </w:rPr>
+        <w:t>sc</w:t>
+      </w:r>
+      <w:r>
+        <w:rPr>
+          <w:rFonts w:ascii="Arial" w:hAnsi="Arial" w:eastAsia="Arial" w:cs="Arial"/>
+          <w:b w:val="0"/>
+          <w:i w:val="0"/>
+          <w:sz w:val="21"/>
+        </w:rPr>
+        <w:t xml:space="preserve"> 240 MVA, 8 km, NGR 40 Ω dan cocokkan arus ujung dengan Bagian 02. Pada Animasi 3 atur B (300 A, TMS 0,1), A (500 A), arus uji 2000 A, lalu cari TMS A minimum yang memberi selang 0,4 s dan bandingkan dengan Bagian 04.</w:t>
       </w:r>
     </w:p>
     <w:p>
@@ -11988,7 +12458,9 @@
           <w:color w:val="1F3864"/>
           <w:sz w:val="28"/>
         </w:rPr>
-        <w:t>IMPLEMENTASI PYTHON DI JUPYTER NOTEBOOK</w:t>
+        <w:t>IMPLEMENTASI PYTHON</w:t>
+        <w:br/>
+        <w:t>DI JUPYTER NOTEBOOK</w:t>
       </w:r>
     </w:p>
     <w:p>
@@ -12992,7 +13464,45 @@
           <w:i w:val="0"/>
           <w:sz w:val="21"/>
         </w:rPr>
-        <w:t xml:space="preserve"> jalankan keempat cell dan cocokkan dengan Bagian 01–06: V₂ 19,268 kV, I_sc ujung 2.102 A, I_1φ 287 A, TMS hulu 0,1530, P₁₀ 9,84 MW, tahun jenuh 5,54, CRF 0,1175. Cell 1–4 memuat pola penyelesaian soal Hard C11–C15; ubah angkanya sesuai soal Anda, jangan hanya menyalin.</w:t>
+        <w:t xml:space="preserve"> jalankan keempat cell dan cocokkan dengan Bagian 01–06: V₂ 19,268 kV, I</w:t>
+      </w:r>
+      <w:r>
+        <w:rPr>
+          <w:rFonts w:ascii="Arial" w:hAnsi="Arial" w:eastAsia="Arial" w:cs="Arial"/>
+          <w:b w:val="0"/>
+          <w:i w:val="0"/>
+          <w:sz w:val="21"/>
+          <w:vertAlign w:val="subscript"/>
+        </w:rPr>
+        <w:t>sc</w:t>
+      </w:r>
+      <w:r>
+        <w:rPr>
+          <w:rFonts w:ascii="Arial" w:hAnsi="Arial" w:eastAsia="Arial" w:cs="Arial"/>
+          <w:b w:val="0"/>
+          <w:i w:val="0"/>
+          <w:sz w:val="21"/>
+        </w:rPr>
+        <w:t xml:space="preserve"> ujung 2.102 A, I</w:t>
+      </w:r>
+      <w:r>
+        <w:rPr>
+          <w:rFonts w:ascii="Arial" w:hAnsi="Arial" w:eastAsia="Arial" w:cs="Arial"/>
+          <w:b w:val="0"/>
+          <w:i w:val="0"/>
+          <w:sz w:val="21"/>
+          <w:vertAlign w:val="subscript"/>
+        </w:rPr>
+        <w:t>1φ</w:t>
+      </w:r>
+      <w:r>
+        <w:rPr>
+          <w:rFonts w:ascii="Arial" w:hAnsi="Arial" w:eastAsia="Arial" w:cs="Arial"/>
+          <w:b w:val="0"/>
+          <w:i w:val="0"/>
+          <w:sz w:val="21"/>
+        </w:rPr>
+        <w:t xml:space="preserve"> 287 A, TMS hulu 0,1530, P₁₀ 9,84 MW, tahun jenuh 5,54, CRF 0,1175. Cell 1–4 memuat pola penyelesaian soal Hard C11–C15; ubah angkanya sesuai soal Anda, jangan hanya menyalin.</w:t>
       </w:r>
     </w:p>
     <w:p>
@@ -13129,7 +13639,26 @@
           <w:i w:val="0"/>
           <w:sz w:val="21"/>
         </w:rPr>
-        <w:t>(B) Melebur pada arus gangguan trafo/JTR dan memisahkannya dari penyulang; dipilih 2–3 × I_n trafo agar tahan inrush</w:t>
+        <w:t>(B) Melebur pada arus gangguan trafo/JTR dan memisahkannya dari penyulang; dipilih 2–3 × I</w:t>
+      </w:r>
+      <w:r>
+        <w:rPr>
+          <w:rFonts w:ascii="Arial" w:hAnsi="Arial" w:eastAsia="Arial" w:cs="Arial"/>
+          <w:b w:val="0"/>
+          <w:i w:val="0"/>
+          <w:sz w:val="21"/>
+          <w:vertAlign w:val="subscript"/>
+        </w:rPr>
+        <w:t>n</w:t>
+      </w:r>
+      <w:r>
+        <w:rPr>
+          <w:rFonts w:ascii="Arial" w:hAnsi="Arial" w:eastAsia="Arial" w:cs="Arial"/>
+          <w:b w:val="0"/>
+          <w:i w:val="0"/>
+          <w:sz w:val="21"/>
+        </w:rPr>
+        <w:t xml:space="preserve"> trafo agar tahan inrush</w:t>
       </w:r>
     </w:p>
     <w:p>
@@ -13531,7 +14060,45 @@
           <w:i w:val="0"/>
           <w:sz w:val="21"/>
         </w:rPr>
-        <w:t>(C) Makin cepat untuk arus gangguan makin besar, mengikuti kurva seperti t = TMS·0,14/((I/I_s)^0,02 − 1)</w:t>
+        <w:t>(C) Makin cepat untuk arus gangguan makin besar, mengikuti kurva seperti t = TMS·0,14/((I/I</w:t>
+      </w:r>
+      <w:r>
+        <w:rPr>
+          <w:rFonts w:ascii="Arial" w:hAnsi="Arial" w:eastAsia="Arial" w:cs="Arial"/>
+          <w:b w:val="0"/>
+          <w:i w:val="0"/>
+          <w:sz w:val="21"/>
+          <w:vertAlign w:val="subscript"/>
+        </w:rPr>
+        <w:t>s</w:t>
+      </w:r>
+      <w:r>
+        <w:rPr>
+          <w:rFonts w:ascii="Arial" w:hAnsi="Arial" w:eastAsia="Arial" w:cs="Arial"/>
+          <w:b w:val="0"/>
+          <w:i w:val="0"/>
+          <w:sz w:val="21"/>
+        </w:rPr>
+        <w:t>)</w:t>
+      </w:r>
+      <w:r>
+        <w:rPr>
+          <w:rFonts w:ascii="Arial" w:hAnsi="Arial" w:eastAsia="Arial" w:cs="Arial"/>
+          <w:b w:val="0"/>
+          <w:i w:val="0"/>
+          <w:sz w:val="21"/>
+          <w:vertAlign w:val="superscript"/>
+        </w:rPr>
+        <w:t>0,02</w:t>
+      </w:r>
+      <w:r>
+        <w:rPr>
+          <w:rFonts w:ascii="Arial" w:hAnsi="Arial" w:eastAsia="Arial" w:cs="Arial"/>
+          <w:b w:val="0"/>
+          <w:i w:val="0"/>
+          <w:sz w:val="21"/>
+        </w:rPr>
+        <w:t xml:space="preserve"> − 1)</w:t>
       </w:r>
     </w:p>
     <w:p>
@@ -13879,7 +14446,45 @@
           <w:i w:val="0"/>
           <w:sz w:val="21"/>
         </w:rPr>
-        <w:t>(A) Z_s = V²/S_sc = 400/250 = 1,6 Ω, hampir seluruhnya reaktif</w:t>
+        <w:t>(A) Z</w:t>
+      </w:r>
+      <w:r>
+        <w:rPr>
+          <w:rFonts w:ascii="Arial" w:hAnsi="Arial" w:eastAsia="Arial" w:cs="Arial"/>
+          <w:b w:val="0"/>
+          <w:i w:val="0"/>
+          <w:sz w:val="21"/>
+          <w:vertAlign w:val="subscript"/>
+        </w:rPr>
+        <w:t>s</w:t>
+      </w:r>
+      <w:r>
+        <w:rPr>
+          <w:rFonts w:ascii="Arial" w:hAnsi="Arial" w:eastAsia="Arial" w:cs="Arial"/>
+          <w:b w:val="0"/>
+          <w:i w:val="0"/>
+          <w:sz w:val="21"/>
+        </w:rPr>
+        <w:t xml:space="preserve"> = V²/S</w:t>
+      </w:r>
+      <w:r>
+        <w:rPr>
+          <w:rFonts w:ascii="Arial" w:hAnsi="Arial" w:eastAsia="Arial" w:cs="Arial"/>
+          <w:b w:val="0"/>
+          <w:i w:val="0"/>
+          <w:sz w:val="21"/>
+          <w:vertAlign w:val="subscript"/>
+        </w:rPr>
+        <w:t>sc</w:t>
+      </w:r>
+      <w:r>
+        <w:rPr>
+          <w:rFonts w:ascii="Arial" w:hAnsi="Arial" w:eastAsia="Arial" w:cs="Arial"/>
+          <w:b w:val="0"/>
+          <w:i w:val="0"/>
+          <w:sz w:val="21"/>
+        </w:rPr>
+        <w:t xml:space="preserve"> = 400/250 = 1,6 Ω, hampir seluruhnya reaktif</w:t>
       </w:r>
     </w:p>
     <w:p>
@@ -13903,7 +14508,45 @@
           <w:i w:val="0"/>
           <w:sz w:val="21"/>
         </w:rPr>
-        <w:t>(B) Z_s = S_sc/V² = 0,625 Ω</w:t>
+        <w:t>(B) Z</w:t>
+      </w:r>
+      <w:r>
+        <w:rPr>
+          <w:rFonts w:ascii="Arial" w:hAnsi="Arial" w:eastAsia="Arial" w:cs="Arial"/>
+          <w:b w:val="0"/>
+          <w:i w:val="0"/>
+          <w:sz w:val="21"/>
+          <w:vertAlign w:val="subscript"/>
+        </w:rPr>
+        <w:t>s</w:t>
+      </w:r>
+      <w:r>
+        <w:rPr>
+          <w:rFonts w:ascii="Arial" w:hAnsi="Arial" w:eastAsia="Arial" w:cs="Arial"/>
+          <w:b w:val="0"/>
+          <w:i w:val="0"/>
+          <w:sz w:val="21"/>
+        </w:rPr>
+        <w:t xml:space="preserve"> = S</w:t>
+      </w:r>
+      <w:r>
+        <w:rPr>
+          <w:rFonts w:ascii="Arial" w:hAnsi="Arial" w:eastAsia="Arial" w:cs="Arial"/>
+          <w:b w:val="0"/>
+          <w:i w:val="0"/>
+          <w:sz w:val="21"/>
+          <w:vertAlign w:val="subscript"/>
+        </w:rPr>
+        <w:t>sc</w:t>
+      </w:r>
+      <w:r>
+        <w:rPr>
+          <w:rFonts w:ascii="Arial" w:hAnsi="Arial" w:eastAsia="Arial" w:cs="Arial"/>
+          <w:b w:val="0"/>
+          <w:i w:val="0"/>
+          <w:sz w:val="21"/>
+        </w:rPr>
+        <w:t>/V² = 0,625 Ω</w:t>
       </w:r>
     </w:p>
     <w:p>
@@ -13927,7 +14570,45 @@
           <w:i w:val="0"/>
           <w:sz w:val="21"/>
         </w:rPr>
-        <w:t>(C) Z_s = V/S_sc = 0,08 Ω</w:t>
+        <w:t>(C) Z</w:t>
+      </w:r>
+      <w:r>
+        <w:rPr>
+          <w:rFonts w:ascii="Arial" w:hAnsi="Arial" w:eastAsia="Arial" w:cs="Arial"/>
+          <w:b w:val="0"/>
+          <w:i w:val="0"/>
+          <w:sz w:val="21"/>
+          <w:vertAlign w:val="subscript"/>
+        </w:rPr>
+        <w:t>s</w:t>
+      </w:r>
+      <w:r>
+        <w:rPr>
+          <w:rFonts w:ascii="Arial" w:hAnsi="Arial" w:eastAsia="Arial" w:cs="Arial"/>
+          <w:b w:val="0"/>
+          <w:i w:val="0"/>
+          <w:sz w:val="21"/>
+        </w:rPr>
+        <w:t xml:space="preserve"> = V/S</w:t>
+      </w:r>
+      <w:r>
+        <w:rPr>
+          <w:rFonts w:ascii="Arial" w:hAnsi="Arial" w:eastAsia="Arial" w:cs="Arial"/>
+          <w:b w:val="0"/>
+          <w:i w:val="0"/>
+          <w:sz w:val="21"/>
+          <w:vertAlign w:val="subscript"/>
+        </w:rPr>
+        <w:t>sc</w:t>
+      </w:r>
+      <w:r>
+        <w:rPr>
+          <w:rFonts w:ascii="Arial" w:hAnsi="Arial" w:eastAsia="Arial" w:cs="Arial"/>
+          <w:b w:val="0"/>
+          <w:i w:val="0"/>
+          <w:sz w:val="21"/>
+        </w:rPr>
+        <w:t xml:space="preserve"> = 0,08 Ω</w:t>
       </w:r>
     </w:p>
     <w:p>
@@ -14396,7 +15077,26 @@
           <w:i w:val="0"/>
           <w:sz w:val="21"/>
         </w:rPr>
-        <w:t>I_sc tiga fasa ujung penyulang</w:t>
+        <w:t>I</w:t>
+      </w:r>
+      <w:r>
+        <w:rPr>
+          <w:rFonts w:ascii="Arial" w:hAnsi="Arial" w:eastAsia="Arial" w:cs="Arial"/>
+          <w:b w:val="0"/>
+          <w:i w:val="0"/>
+          <w:sz w:val="21"/>
+          <w:vertAlign w:val="subscript"/>
+        </w:rPr>
+        <w:t>sc</w:t>
+      </w:r>
+      <w:r>
+        <w:rPr>
+          <w:rFonts w:ascii="Arial" w:hAnsi="Arial" w:eastAsia="Arial" w:cs="Arial"/>
+          <w:b w:val="0"/>
+          <w:i w:val="0"/>
+          <w:sz w:val="21"/>
+        </w:rPr>
+        <w:t xml:space="preserve"> tiga fasa ujung penyulang</w:t>
       </w:r>
     </w:p>
     <w:p>
@@ -14429,7 +15129,17 @@
           <w:i w:val="0"/>
           <w:sz w:val="21"/>
         </w:rPr>
-        <w:t>Impedansi sumber dari S_sc</w:t>
+        <w:t>Impedansi sumber dari S</w:t>
+      </w:r>
+      <w:r>
+        <w:rPr>
+          <w:rFonts w:ascii="Arial" w:hAnsi="Arial" w:eastAsia="Arial" w:cs="Arial"/>
+          <w:b w:val="0"/>
+          <w:i w:val="0"/>
+          <w:sz w:val="21"/>
+          <w:vertAlign w:val="subscript"/>
+        </w:rPr>
+        <w:t>sc</w:t>
       </w:r>
     </w:p>
     <w:p>
@@ -14742,7 +15452,36 @@
           <w:i w:val="0"/>
           <w:sz w:val="21"/>
         </w:rPr>
-        <w:t>I_sc pada titik x km dari S_sc</w:t>
+        <w:t>I</w:t>
+      </w:r>
+      <w:r>
+        <w:rPr>
+          <w:rFonts w:ascii="Arial" w:hAnsi="Arial" w:eastAsia="Arial" w:cs="Arial"/>
+          <w:b w:val="0"/>
+          <w:i w:val="0"/>
+          <w:sz w:val="21"/>
+          <w:vertAlign w:val="subscript"/>
+        </w:rPr>
+        <w:t>sc</w:t>
+      </w:r>
+      <w:r>
+        <w:rPr>
+          <w:rFonts w:ascii="Arial" w:hAnsi="Arial" w:eastAsia="Arial" w:cs="Arial"/>
+          <w:b w:val="0"/>
+          <w:i w:val="0"/>
+          <w:sz w:val="21"/>
+        </w:rPr>
+        <w:t xml:space="preserve"> pada titik x km dari S</w:t>
+      </w:r>
+      <w:r>
+        <w:rPr>
+          <w:rFonts w:ascii="Arial" w:hAnsi="Arial" w:eastAsia="Arial" w:cs="Arial"/>
+          <w:b w:val="0"/>
+          <w:i w:val="0"/>
+          <w:sz w:val="21"/>
+          <w:vertAlign w:val="subscript"/>
+        </w:rPr>
+        <w:t>sc</w:t>
       </w:r>
     </w:p>
     <w:p>

--- a/Teknik-Tenaga-Listrik/Modul-Word/Modul-12-Aliran-Daya-Peralatan-dan-Pengembangan-Sistem-Distribusi.docx
+++ b/Teknik-Tenaga-Listrik/Modul-Word/Modul-12-Aliran-Daya-Peralatan-dan-Pengembangan-Sistem-Distribusi.docx
@@ -13116,7 +13116,7 @@
           <w:i w:val="0"/>
           <w:sz w:val="17"/>
         </w:rPr>
-        <w:t>If, Is_B, TMS_B, Is_A, margin = 2.000, 300, 0.1, 500, 0.4</w:t>
+        <w:t>If, Is_B, TMS_B, Is_A, margin = 2000, 300, 0.1, 500, 0.4</w:t>
       </w:r>
       <w:r>
         <w:br/>
